--- a/handouts/Group Literature Review Activity 3.docx
+++ b/handouts/Group Literature Review Activity 3.docx
@@ -222,6 +222,15 @@
               </w:rPr>
             </w:pPr>
           </w:p>
+          <w:p>
+            <w:pPr>
+              <w:contextualSpacing/>
+              <w:rPr>
+                <w:sz w:val="22"/>
+                <w:szCs w:val="22"/>
+              </w:rPr>
+            </w:pPr>
+          </w:p>
         </w:tc>
       </w:tr>
       <w:tr>
@@ -256,7 +265,16 @@
                 <w:sz w:val="22"/>
                 <w:szCs w:val="22"/>
               </w:rPr>
-              <w:t>at’s</w:t>
+              <w:t>at</w:t>
+            </w:r>
+            <w:r>
+              <w:rPr>
+                <w:b/>
+                <w:bCs/>
+                <w:sz w:val="22"/>
+                <w:szCs w:val="22"/>
+              </w:rPr>
+              <w:t>’s</w:t>
             </w:r>
             <w:r>
               <w:rPr>
@@ -322,12 +340,16 @@
             <w:pPr>
               <w:contextualSpacing/>
               <w:rPr>
-                <w:sz w:val="20"/>
-                <w:szCs w:val="20"/>
-              </w:rPr>
-            </w:pPr>
-            <w:r>
-              <w:rPr>
+                <w:i/>
+                <w:iCs/>
+                <w:sz w:val="20"/>
+                <w:szCs w:val="20"/>
+              </w:rPr>
+            </w:pPr>
+            <w:r>
+              <w:rPr>
+                <w:i/>
+                <w:iCs/>
                 <w:sz w:val="20"/>
                 <w:szCs w:val="20"/>
               </w:rPr>
@@ -338,12 +360,16 @@
             <w:pPr>
               <w:contextualSpacing/>
               <w:rPr>
-                <w:sz w:val="20"/>
-                <w:szCs w:val="20"/>
-              </w:rPr>
-            </w:pPr>
-            <w:r>
-              <w:rPr>
+                <w:i/>
+                <w:iCs/>
+                <w:sz w:val="20"/>
+                <w:szCs w:val="20"/>
+              </w:rPr>
+            </w:pPr>
+            <w:r>
+              <w:rPr>
+                <w:i/>
+                <w:iCs/>
                 <w:sz w:val="20"/>
                 <w:szCs w:val="20"/>
               </w:rPr>
@@ -1023,6 +1049,8 @@
               <w:rPr>
                 <w:b/>
                 <w:bCs/>
+                <w:i/>
+                <w:iCs/>
                 <w:sz w:val="20"/>
                 <w:szCs w:val="20"/>
               </w:rPr>
@@ -1031,6 +1059,8 @@
               <w:rPr>
                 <w:b/>
                 <w:bCs/>
+                <w:i/>
+                <w:iCs/>
                 <w:sz w:val="20"/>
                 <w:szCs w:val="20"/>
               </w:rPr>
@@ -1044,6 +1074,8 @@
               <w:rPr>
                 <w:b/>
                 <w:bCs/>
+                <w:i/>
+                <w:iCs/>
                 <w:sz w:val="20"/>
                 <w:szCs w:val="20"/>
               </w:rPr>
@@ -1056,6 +1088,8 @@
               <w:rPr>
                 <w:b/>
                 <w:bCs/>
+                <w:i/>
+                <w:iCs/>
                 <w:sz w:val="20"/>
                 <w:szCs w:val="20"/>
               </w:rPr>
@@ -1064,11 +1098,23 @@
               <w:rPr>
                 <w:b/>
                 <w:bCs/>
+                <w:i/>
+                <w:iCs/>
                 <w:sz w:val="20"/>
                 <w:szCs w:val="20"/>
               </w:rPr>
               <w:t>Papers:</w:t>
             </w:r>
+          </w:p>
+          <w:p>
+            <w:pPr>
+              <w:spacing w:before="100" w:beforeAutospacing="1" w:after="100" w:afterAutospacing="1"/>
+              <w:contextualSpacing/>
+              <w:rPr>
+                <w:sz w:val="20"/>
+                <w:szCs w:val="20"/>
+              </w:rPr>
+            </w:pPr>
           </w:p>
           <w:p>
             <w:pPr>
@@ -1113,16 +1159,6 @@
         </w:tc>
       </w:tr>
     </w:tbl>
-    <w:p>
-      <w:pPr>
-        <w:spacing w:before="100" w:beforeAutospacing="1" w:after="100" w:afterAutospacing="1"/>
-        <w:contextualSpacing/>
-        <w:rPr>
-          <w:sz w:val="22"/>
-          <w:szCs w:val="22"/>
-        </w:rPr>
-      </w:pPr>
-    </w:p>
     <w:p>
       <w:pPr>
         <w:contextualSpacing/>
